--- a/docs/tool-integration-guide.docx
+++ b/docs/tool-integration-guide.docx
@@ -716,6 +716,73 @@
               <w:rPr>
                 <w:sz w:val="18"/>
               </w:rPr>
+              <w:t>log 分析（②事件清單）</w:t>
+            </w:r>
+          </w:p>
+        </w:tc>
+        <w:tc>
+          <w:tcPr>
+            <w:tcW w:type="dxa" w:w="1728"/>
+          </w:tcPr>
+          <w:p>
+            <w:r>
+              <w:rPr>
+                <w:sz w:val="18"/>
+              </w:rPr>
+              <w:t>「🛡 批次送防火牆查詢」</w:t>
+            </w:r>
+          </w:p>
+        </w:tc>
+        <w:tc>
+          <w:tcPr>
+            <w:tcW w:type="dxa" w:w="1728"/>
+          </w:tcPr>
+          <w:p>
+            <w:r>
+              <w:rPr>
+                <w:sz w:val="18"/>
+              </w:rPr>
+              <w:t>防火牆分析器（批次查詢）</w:t>
+            </w:r>
+          </w:p>
+        </w:tc>
+        <w:tc>
+          <w:tcPr>
+            <w:tcW w:type="dxa" w:w="1728"/>
+          </w:tcPr>
+          <w:p>
+            <w:r>
+              <w:rPr>
+                <w:sz w:val="18"/>
+              </w:rPr>
+              <w:t>目前清單中放行／拒絕的連線，依來源、目的、協定、目的埠彙整，筆數前 200 組，附 log 實際結果與筆數</w:t>
+            </w:r>
+          </w:p>
+        </w:tc>
+        <w:tc>
+          <w:tcPr>
+            <w:tcW w:type="dxa" w:w="1728"/>
+          </w:tcPr>
+          <w:p>
+            <w:r>
+              <w:rPr>
+                <w:sz w:val="18"/>
+              </w:rPr>
+              <w:t>上傳同一台防火牆的設定檔並分析（見第 3 節）</w:t>
+            </w:r>
+          </w:p>
+        </w:tc>
+      </w:tr>
+      <w:tr>
+        <w:tc>
+          <w:tcPr>
+            <w:tcW w:type="dxa" w:w="1728"/>
+          </w:tcPr>
+          <w:p>
+            <w:r>
+              <w:rPr>
+                <w:sz w:val="18"/>
+              </w:rPr>
               <w:t>log 分析（③問題清單）</w:t>
             </w:r>
           </w:p>
@@ -991,6 +1058,39 @@
       </w:pPr>
       <w:r>
         <w:t>提示列可按「取消」放棄這次查詢。</w:t>
+      </w:r>
+    </w:p>
+    <w:p>
+      <w:r>
+        <w:t>批次反查（一次比對多組連線）：</w:t>
+      </w:r>
+    </w:p>
+    <w:p>
+      <w:r>
+        <w:t>1. 在②事件清單先用搜尋、時間區段或檔案篩選縮小範圍，按清單上方的「🛡 批次送防火牆查詢」。</w:t>
+      </w:r>
+    </w:p>
+    <w:p>
+      <w:r>
+        <w:t>2. 清單中能判斷放行或拒絕、且有來源與目的 IP 的事件，會依來源、目的、協定、目的埠彙整成一組，依筆數取前 200 組（超過時先詢問）。</w:t>
+      </w:r>
+    </w:p>
+    <w:p>
+      <w:r>
+        <w:t>3. 防火牆分析器載入設定檔後，自動切到「查詢」頁執行批次查詢；「log 結果」欄是 log 實際記錄的放行或拒絕，「log 筆數」為該組事件數。</w:t>
+      </w:r>
+    </w:p>
+    <w:p>
+      <w:r>
+        <w:t>4. 標示「不符」的列代表 log 與規則判斷不同：規則放行但 log 拒絕，可能被其他設備、規則順序或安全功能擋下，或上傳的不是記錄這筆 log 的設備；規則拒絕但 log 放行，可能設定檔與設備目前設定不同，或有 NAT、VDOM、介面條件未納入查詢。</w:t>
+      </w:r>
+    </w:p>
+    <w:p>
+      <w:pPr>
+        <w:pStyle w:val="ListBullet"/>
+      </w:pPr>
+      <w:r>
+        <w:t>放行／拒絕的判斷依 log 中的動作欄位（accept、allow、permit、pass、deny、drop、reject 等；FortiGate 流量 log 的 close、timeout 也算放行）與「封鎖／拒絕」分類；Cisco ASA 的 Built 連線等沒有動作欄位的放行紀錄不會列入。</w:t>
       </w:r>
     </w:p>
     <w:p>

--- a/docs/tool-integration-guide.docx
+++ b/docs/tool-integration-guide.docx
@@ -1277,6 +1277,14 @@
         <w:t>以上紀錄都只存在本機瀏覽器，換電腦或清除瀏覽器資料後就不會保留。</w:t>
       </w:r>
     </w:p>
+    <w:p>
+      <w:pPr>
+        <w:pStyle w:val="ListBullet"/>
+      </w:pPr>
+      <w:r>
+        <w:t>工作區打包：入口頁可把各工具存在本機瀏覽器的設定（log 篩選條件與自訂規則、接受風險、命名規則、黃金範本、稽核底稿、健康度歷史與上述紀錄）匯出成一個 JSON 檔，在另一台電腦按「還原工作區」一次還原。產生器模板與草稿可能含 IP、帳號、密碼，預設不附；勾選後才附上，也可附加去識別化對照表、log 基準線等檔案，還原時提供下載，再到對應工具匯入。</w:t>
+      </w:r>
+    </w:p>
     <w:sectPr>
       <w:pgSz w:w="12240" w:h="15840"/>
       <w:pgMar w:top="1440" w:right="1800" w:bottom="1440" w:left="1800" w:header="720" w:footer="720" w:gutter="0"/>

--- a/docs/tool-integration-guide.docx
+++ b/docs/tool-integration-guide.docx
@@ -1247,6 +1247,22 @@
     </w:p>
     <w:p>
       <w:pPr>
+        <w:pStyle w:val="ListBullet"/>
+      </w:pPr>
+      <w:r>
+        <w:t>配線表 CSV：交換器設定解析器的埠頁可匯出產生器格式的配線表，在產生器「匯入配線表 CSV」讀入後即成為表單上的介面列；產生器也可把目前介面表匯出成同一格式。</w:t>
+      </w:r>
+    </w:p>
+    <w:p>
+      <w:pPr>
+        <w:pStyle w:val="ListBullet"/>
+      </w:pPr>
+      <w:r>
+        <w:t>黃金範本規則在交換器設定解析器與產生器之間共用（同一份瀏覽器儲存），在其中一邊修改，另一邊重新開啟後即可沿用。</w:t>
+      </w:r>
+    </w:p>
+    <w:p>
+      <w:pPr>
         <w:pStyle w:val="Heading1"/>
       </w:pPr>
       <w:r>
@@ -1259,6 +1275,14 @@
       </w:pPr>
       <w:r>
         <w:t>綜合健檢摘要：交換器、防火牆、log 分析完成後會各自記下該設備最近一次的結果（同一設備只留最新一筆，最多 20 筆），入口頁可下載成 Markdown 報告。只存等級、分數與問題名稱，不存設定或 log 原文。</w:t>
+      </w:r>
+    </w:p>
+    <w:p>
+      <w:pPr>
+        <w:pStyle w:val="ListBullet"/>
+      </w:pPr>
+      <w:r>
+        <w:t>綜合健檢摘要另保留同一設備最近 5 次的分數與問題數，入口頁據此顯示與上次的變化。</w:t>
       </w:r>
     </w:p>
     <w:p>

--- a/docs/tool-integration-guide.docx
+++ b/docs/tool-integration-guide.docx
@@ -1086,6 +1086,11 @@
       </w:r>
     </w:p>
     <w:p>
+      <w:r>
+        <w:t>5. 若有放行結果命中來源、目的或服務為不限的規則，結果下方另列「依實際流量收斂建議」：依規則彙整這批 log 實際出現的來源、目的與協定／埠，可匯出 CSV，FortiGate 另可下載收斂指令草稿。只看得到 log 期間出現的流量，收斂前請確認沒有遺漏的合法流量。</w:t>
+      </w:r>
+    </w:p>
+    <w:p>
       <w:pPr>
         <w:pStyle w:val="ListBullet"/>
       </w:pPr>
@@ -1259,6 +1264,14 @@
       </w:pPr>
       <w:r>
         <w:t>黃金範本規則在交換器設定解析器與產生器之間共用（同一份瀏覽器儲存），在其中一邊修改，另一邊重新開啟後即可沿用。</w:t>
+      </w:r>
+    </w:p>
+    <w:p>
+      <w:pPr>
+        <w:pStyle w:val="ListBullet"/>
+      </w:pPr>
+      <w:r>
+        <w:t>產生器 CSV 批次產生時也會套用同一份黃金範本規則，manifest.csv 多一欄未通過規則數。</w:t>
       </w:r>
     </w:p>
     <w:p>

--- a/docs/tool-integration-guide.docx
+++ b/docs/tool-integration-guide.docx
@@ -367,6 +367,73 @@
                 <w:sz w:val="18"/>
               </w:rPr>
               <w:t>自行按「開始去識別化」</w:t>
+            </w:r>
+          </w:p>
+        </w:tc>
+      </w:tr>
+      <w:tr>
+        <w:tc>
+          <w:tcPr>
+            <w:tcW w:type="dxa" w:w="1728"/>
+          </w:tcPr>
+          <w:p>
+            <w:r>
+              <w:rPr>
+                <w:sz w:val="18"/>
+              </w:rPr>
+              <w:t>交換器解析器／防火牆分析器／log 分析</w:t>
+            </w:r>
+          </w:p>
+        </w:tc>
+        <w:tc>
+          <w:tcPr>
+            <w:tcW w:type="dxa" w:w="1728"/>
+          </w:tcPr>
+          <w:p>
+            <w:r>
+              <w:rPr>
+                <w:sz w:val="18"/>
+              </w:rPr>
+              <w:t>分析後沒有解析出內容時，結果上方的「交給入口頁判斷」</w:t>
+            </w:r>
+          </w:p>
+        </w:tc>
+        <w:tc>
+          <w:tcPr>
+            <w:tcW w:type="dxa" w:w="1728"/>
+          </w:tcPr>
+          <w:p>
+            <w:r>
+              <w:rPr>
+                <w:sz w:val="18"/>
+              </w:rPr>
+              <w:t>入口頁（自動辨識該用哪個工具）</w:t>
+            </w:r>
+          </w:p>
+        </w:tc>
+        <w:tc>
+          <w:tcPr>
+            <w:tcW w:type="dxa" w:w="1728"/>
+          </w:tcPr>
+          <w:p>
+            <w:r>
+              <w:rPr>
+                <w:sz w:val="18"/>
+              </w:rPr>
+              <w:t>貼上或上傳的原始內容與檔名</w:t>
+            </w:r>
+          </w:p>
+        </w:tc>
+        <w:tc>
+          <w:tcPr>
+            <w:tcW w:type="dxa" w:w="1728"/>
+          </w:tcPr>
+          <w:p>
+            <w:r>
+              <w:rPr>
+                <w:sz w:val="18"/>
+              </w:rPr>
+              <w:t>依入口頁的辨識結果按「開啟」</w:t>
             </w:r>
           </w:p>
         </w:tc>
